--- a/assets/docs/lop3/Am nhac - Lop 3.docx
+++ b/assets/docs/lop3/Am nhac - Lop 3.docx
@@ -936,7 +936,7 @@
                 <w:i w:val="0"/>
                 <w:sz w:val="20"/>
               </w:rPr>
-              <w:t>Tổ chức hoạt động Vận dụng – Sáng tạo</w:t>
+              <w:t>Tổ chức hoạt động Vận dụng – Sáng tạo — Chủ đề 1: Lễ hội âm thanh (Tiết 4)</w:t>
             </w:r>
           </w:p>
         </w:tc>
@@ -1469,7 +1469,7 @@
                 <w:i w:val="0"/>
                 <w:sz w:val="20"/>
               </w:rPr>
-              <w:t>Tổ chức hoạt động Vận dụng – Sáng tạo</w:t>
+              <w:t>Tổ chức hoạt động Vận dụng – Sáng tạo — Chủ đề 2: Em yêu Tổ quốc Việt Nam (Tiết 4)</w:t>
             </w:r>
           </w:p>
         </w:tc>
@@ -1950,7 +1950,7 @@
                 <w:i w:val="0"/>
                 <w:sz w:val="20"/>
               </w:rPr>
-              <w:t>Tổ chức hoạt động Vận dụng – Sáng tạo</w:t>
+              <w:t>Tổ chức hoạt động Vận dụng – Sáng tạo — Chủ đề 3: Vui đến trường (Tiết 4)</w:t>
             </w:r>
           </w:p>
         </w:tc>
@@ -2431,7 +2431,7 @@
                 <w:i w:val="0"/>
                 <w:sz w:val="20"/>
               </w:rPr>
-              <w:t>Tổ chức hoạt động Vận dụng – Sáng tạo</w:t>
+              <w:t>Tổ chức hoạt động Vận dụng – Sáng tạo — Chủ đề 4: Em yêu làn điệu dân ca (Tiết 4)</w:t>
             </w:r>
           </w:p>
         </w:tc>
@@ -3182,7 +3182,7 @@
                 <w:i w:val="0"/>
                 <w:sz w:val="20"/>
               </w:rPr>
-              <w:t>Tổ chức hoạt động Vận dụng – Sáng tạo</w:t>
+              <w:t>Tổ chức hoạt động Vận dụng – Sáng tạo — Chủ đề 5: Đón xuân về (Tiết 4)</w:t>
             </w:r>
           </w:p>
         </w:tc>
@@ -3663,7 +3663,7 @@
                 <w:i w:val="0"/>
                 <w:sz w:val="20"/>
               </w:rPr>
-              <w:t>Tổ chức hoạt động Vận dụng – Sáng tạo</w:t>
+              <w:t>Tổ chức hoạt động Vận dụng – Sáng tạo — Chủ đề 6: Đẹp mãi tuổi thơ (Tiết 4)</w:t>
             </w:r>
           </w:p>
         </w:tc>
@@ -4144,7 +4144,7 @@
                 <w:i w:val="0"/>
                 <w:sz w:val="20"/>
               </w:rPr>
-              <w:t>Tổ chức hoạt động Vận dụng – Sáng tạo</w:t>
+              <w:t>Tổ chức hoạt động Vận dụng – Sáng tạo — Chủ đề 7: Âm nhạc nước ngoài (Tiết 4)</w:t>
             </w:r>
           </w:p>
         </w:tc>

--- a/assets/docs/lop3/Am nhac - Lop 3.docx
+++ b/assets/docs/lop3/Am nhac - Lop 3.docx
@@ -1521,7 +1521,7 @@
                 <w:i w:val="0"/>
                 <w:sz w:val="18"/>
               </w:rPr>
-              <w:t>KNS: KN tự tin biểu diễn trước tập thể và phối hợp cùng nhóm.</w:t>
+              <w:t>QPAN: Chọn bài hát ca ngợi quê hương, đất nước, hoà bình; liên hệ truyền thống chống giặc ngoại xâm, gương dũng cảm của thiếu niên, nhi đồng và Bà mẹ Việt Nam anh hùng.</w:t>
             </w:r>
           </w:p>
         </w:tc>
